--- a/sem2/manual_2_oop/lab02/RIS-25-2B-Ilinov-lab02-otchet.docx
+++ b/sem2/manual_2_oop/lab02/RIS-25-2B-Ilinov-lab02-otchet.docx
@@ -220,15 +220,8 @@
           <w:szCs w:val="24"/>
           <w:lang w:val="ru-RU"/>
         </w:rPr>
-        <w:t>Лабораторная работа №1</w:t>
-      </w:r>
-    </w:p>
-    <w:p>
-      <w:pPr>
-        <w:pStyle w:val="Normal"/>
-        <w:jc w:val="center"/>
-        <w:rPr/>
-      </w:pPr>
+        <w:t>Лабораторная работа №</w:t>
+      </w:r>
       <w:r>
         <w:rPr>
           <w:rFonts w:cs="Times New Roman" w:ascii="Times New Roman" w:hAnsi="Times New Roman"/>
@@ -238,6 +231,24 @@
           <w:szCs w:val="24"/>
           <w:lang w:val="ru-RU"/>
         </w:rPr>
+        <w:t>2</w:t>
+      </w:r>
+    </w:p>
+    <w:p>
+      <w:pPr>
+        <w:pStyle w:val="Normal"/>
+        <w:jc w:val="center"/>
+        <w:rPr/>
+      </w:pPr>
+      <w:r>
+        <w:rPr>
+          <w:rFonts w:cs="Times New Roman" w:ascii="Times New Roman" w:hAnsi="Times New Roman"/>
+          <w:b/>
+          <w:bCs/>
+          <w:sz w:val="24"/>
+          <w:szCs w:val="24"/>
+          <w:lang w:val="ru-RU"/>
+        </w:rPr>
         <w:t>«</w:t>
       </w:r>
       <w:r>
@@ -249,29 +260,7 @@
           <w:szCs w:val="24"/>
           <w:lang w:val="ru-RU"/>
         </w:rPr>
-        <w:t xml:space="preserve">Классы и объекты. </w:t>
-      </w:r>
-      <w:r>
-        <w:rPr>
-          <w:rFonts w:cs="Times New Roman" w:ascii="times new roman" w:hAnsi="times new roman"/>
-          <w:b/>
-          <w:bCs/>
-          <w:sz w:val="24"/>
-          <w:szCs w:val="24"/>
-          <w:lang w:val="ru-RU"/>
-        </w:rPr>
-        <w:t>Использование конструкторов</w:t>
-      </w:r>
-      <w:r>
-        <w:rPr>
-          <w:rFonts w:cs="Times New Roman" w:ascii="times new roman" w:hAnsi="times new roman"/>
-          <w:b/>
-          <w:bCs/>
-          <w:sz w:val="24"/>
-          <w:szCs w:val="24"/>
-          <w:lang w:val="ru-RU"/>
-        </w:rPr>
-        <w:t>.</w:t>
+        <w:t>Классы и объекты. Использование конструкторов.</w:t>
       </w:r>
       <w:r>
         <w:rPr>
@@ -6474,7 +6463,7 @@
     <w:pPr>
       <w:widowControl/>
       <w:suppressAutoHyphens w:val="true"/>
-      <w:overflowPunct w:val="false"/>
+      <w:overflowPunct w:val="true"/>
       <w:bidi w:val="0"/>
       <w:spacing w:lineRule="auto" w:line="259" w:before="0" w:after="160"/>
       <w:jc w:val="left"/>
